--- a/templates/report/periodic_inspection_v1/periodic-inspection-v1.docx
+++ b/templates/report/periodic_inspection_v1/periodic-inspection-v1.docx
@@ -2562,7 +2562,6 @@
       <w:footerReference r:id="rId16" w:type="default"/>
       <w:pgSz w:w="16838" w:h="11906" w:orient="landscape"/>
       <w:pgMar w:top="1440" w:right="1440" w:bottom="1440" w:left="1440" w:header="737" w:footer="737" w:gutter="0"/>
-      <w:pgNumType w:start="1"/>
       <w:cols w:space="720" w:num="1"/>
       <w:docGrid w:linePitch="360" w:charSpace="0"/>
     </w:sectPr>
